--- a/M&A/カンテサンス/基本合意書_261030_lp2_WineBank修正.docx
+++ b/M&A/カンテサンス/基本合意書_261030_lp2_WineBank修正.docx
@@ -3416,14 +3416,6 @@
         </w:rPr>
         <w:t>甲による資金調達及び社内承認手続と、後継者・運営体制及び丙の関与条件に関する協議は、買収監査及び最終契約協議と並行して進める。</w:t>
       </w:r>
-      <w:ins w:id="200028" w:author="株式会社WineBank" w:date="2026-10-30T09:00:00Z">
-        <w:r>
-          <w:rPr>
-            <w:color w:val="000000"/>
-          </w:rPr>
-          <w:t xml:space="preserve">なお、最終契約の締結は、甲による資金調達（金融機関の融資承認を含む。）の目途が立っていることを前提とする。</w:t>
-        </w:r>
-      </w:ins>
     </w:p>
     <w:p>
       <w:pPr>
@@ -4417,29 +4409,7 @@
                   <w:sz w:val="20"/>
                   <w:szCs w:val="20"/>
                 </w:rPr>
-                <w:t xml:space="preserve">現状の役員報酬</w:t>
-              </w:r>
-            </w:ins>
-            <w:ins w:id="200029" w:author="株式会社WineBank" w:date="2026-10-30T09:00:00Z">
-              <w:r>
-                <w:rPr>
-                  <w:rFonts w:hint="eastAsia"/>
-                  <w:color w:val="000000"/>
-                  <w:sz w:val="20"/>
-                  <w:szCs w:val="20"/>
-                </w:rPr>
-                <w:t xml:space="preserve">（年額●●円、うち賞与●●円）</w:t>
-              </w:r>
-            </w:ins>
-            <w:ins w:id="200030" w:author="lp_ts" w:date="2026-10-30T10:42:00Z" w16du:dateUtc="2026-10-30T01:42:00Z">
-              <w:r>
-                <w:rPr>
-                  <w:rFonts w:hint="eastAsia"/>
-                  <w:color w:val="000000"/>
-                  <w:sz w:val="20"/>
-                  <w:szCs w:val="20"/>
-                </w:rPr>
-                <w:t xml:space="preserve">を3年間は維持する</w:t>
+                <w:t>現状の役員報酬を3年間は維持する</w:t>
               </w:r>
             </w:ins>
             <w:del w:id="245" w:author="lp_ts" w:date="2026-10-30T10:41:00Z" w16du:dateUtc="2026-10-30T01:41:00Z">
@@ -4794,7 +4764,7 @@
         </w:rPr>
         <w:t>但し、適正な理由と手続きに基づく懲戒処分がある場合その他正当な理由がある場合を除く。</w:t>
       </w:r>
-      <w:ins w:id="200031" w:author="株式会社WineBank" w:date="2026-10-30T09:00:00Z">
+      <w:ins w:id="200028" w:author="株式会社WineBank" w:date="2026-10-30T09:00:00Z">
         <w:r>
           <w:rPr>
             <w:rFonts w:hint="eastAsia"/>
@@ -5503,7 +5473,7 @@
         </w:rPr>
         <w:t xml:space="preserve">　</w:t>
       </w:r>
-      <w:ins w:id="200032" w:author="株式会社WineBank" w:date="2026-10-30T09:00:00Z">
+      <w:ins w:id="200029" w:author="株式会社WineBank" w:date="2026-10-30T09:00:00Z">
         <w:r>
           <w:rPr>
             <w:color w:val="000000"/>
@@ -5518,7 +5488,7 @@
         <w:t xml:space="preserve">スイーツ、ワイン関連事業、EC・物販その他の</w:t>
       </w:r>
       <w:ins w:id="303" w:author="lp_ss" w:date="2026-10-30T13:49:00Z" w16du:dateUtc="2026-10-30T04:49:00Z">
-        <w:del w:id="200033" w:author="株式会社WineBank" w:date="2026-10-30T09:00:00Z">
+        <w:del w:id="200030" w:author="株式会社WineBank" w:date="2026-10-30T09:00:00Z">
           <w:r>
             <w:rPr>
               <w:rFonts w:hint="eastAsia"/>
@@ -5600,26 +5570,6 @@
         <w:widowControl/>
         <w:snapToGrid w:val="0"/>
         <w:spacing w:line="320" w:lineRule="exact"/>
-        <w:ind w:leftChars="200" w:left="630" w:hangingChars="100" w:hanging="210"/>
-        <w:rPr>
-          <w:ins w:id="200034" w:author="株式会社WineBank" w:date="2026-10-30T09:00:00Z"/>
-        </w:rPr>
-      </w:pPr>
-      <w:ins w:id="200035" w:author="株式会社WineBank" w:date="2026-10-30T09:00:00Z">
-        <w:r>
-          <w:rPr>
-            <w:rFonts w:hint="eastAsia"/>
-            <w:color w:val="000000"/>
-          </w:rPr>
-          <w:t xml:space="preserve">9　丙は、本件提携の実行後、最終契約で定める期間、乙の事業と競合する事業を行わないものとし、その範囲（前項のコンサルティング業務の取扱いを含む。）並びに丙の氏名・肖像、「カンテサンス」及び「ガトー・オ・コンテ」その他乙のブランド及びレシピの使用については、最終契約において定める。</w:t>
-        </w:r>
-      </w:ins>
-    </w:p>
-    <w:p>
-      <w:pPr>
-        <w:widowControl/>
-        <w:snapToGrid w:val="0"/>
-        <w:spacing w:line="320" w:lineRule="exact"/>
       </w:pPr>
     </w:p>
     <w:p>
@@ -5694,139 +5644,411 @@
         </w:rPr>
         <w:t xml:space="preserve">　　３　乙及び丙は、次の各号のいずれかに該当する行為</w:t>
       </w:r>
+      <w:ins w:id="200031" w:author="株式会社WineBank" w:date="2026-10-30T09:00:00Z">
+        <w:r>
+          <w:rPr>
+            <w:rFonts w:hint="eastAsia"/>
+            <w:color w:val="000000"/>
+          </w:rPr>
+          <w:t xml:space="preserve">（乙の子会社において行われるものを含む。）</w:t>
+        </w:r>
+      </w:ins>
+      <w:r>
+        <w:rPr>
+          <w:rFonts w:hint="eastAsia"/>
+          <w:color w:val="000000"/>
+        </w:rPr>
+        <w:t xml:space="preserve">その他乙の経営内容に重大な変更を生じる可能性のある行為を行う場合には、事前に甲の同意を得る。</w:t>
+      </w:r>
+    </w:p>
+    <w:p>
+      <w:pPr>
+        <w:widowControl/>
+        <w:snapToGrid w:val="0"/>
+        <w:spacing w:line="320" w:lineRule="exact"/>
+        <w:ind w:left="630" w:hangingChars="300" w:hanging="630"/>
+      </w:pPr>
+      <w:r>
+        <w:rPr>
+          <w:rFonts w:hint="eastAsia"/>
+          <w:color w:val="000000"/>
+        </w:rPr>
+        <w:t xml:space="preserve">　　　　</w:t>
+      </w:r>
+      <w:r>
+        <w:rPr>
+          <w:rFonts w:hint="eastAsia"/>
+          <w:color w:val="000000"/>
+        </w:rPr>
+        <w:t>(1)</w:t>
+      </w:r>
+      <w:r>
+        <w:rPr>
+          <w:color w:val="000000"/>
+        </w:rPr>
+        <w:t xml:space="preserve"> </w:t>
+      </w:r>
+      <w:r>
+        <w:rPr>
+          <w:rFonts w:hint="eastAsia"/>
+          <w:color w:val="000000"/>
+        </w:rPr>
+        <w:t>重要な資産の譲渡、処分又は賃貸借</w:t>
+      </w:r>
+    </w:p>
+    <w:p>
+      <w:pPr>
+        <w:widowControl/>
+        <w:snapToGrid w:val="0"/>
+        <w:spacing w:line="320" w:lineRule="exact"/>
+        <w:ind w:left="1050" w:hangingChars="500" w:hanging="1050"/>
+      </w:pPr>
+      <w:r>
+        <w:rPr>
+          <w:rFonts w:hint="eastAsia"/>
+          <w:color w:val="000000"/>
+        </w:rPr>
+        <w:t xml:space="preserve">　　　　</w:t>
+      </w:r>
+      <w:r>
+        <w:rPr>
+          <w:rFonts w:hint="eastAsia"/>
+          <w:color w:val="000000"/>
+        </w:rPr>
+        <w:t>(2)</w:t>
+      </w:r>
+      <w:r>
+        <w:rPr>
+          <w:color w:val="000000"/>
+        </w:rPr>
+        <w:t xml:space="preserve"> </w:t>
+      </w:r>
+      <w:r>
+        <w:rPr>
+          <w:rFonts w:hint="eastAsia"/>
+          <w:color w:val="000000"/>
+        </w:rPr>
+        <w:t>非経常的な新規借入の実行その他債務を負担する行為（保証又は担保権設定等）</w:t>
+      </w:r>
+    </w:p>
+    <w:p>
+      <w:pPr>
+        <w:widowControl/>
+        <w:snapToGrid w:val="0"/>
+        <w:spacing w:line="320" w:lineRule="exact"/>
+        <w:ind w:left="1050" w:hangingChars="500" w:hanging="1050"/>
+      </w:pPr>
+      <w:r>
+        <w:rPr>
+          <w:rFonts w:hint="eastAsia"/>
+          <w:color w:val="000000"/>
+        </w:rPr>
+        <w:t xml:space="preserve">　　　　</w:t>
+      </w:r>
+      <w:r>
+        <w:rPr>
+          <w:rFonts w:hint="eastAsia"/>
+          <w:color w:val="000000"/>
+        </w:rPr>
+        <w:t>(3)</w:t>
+      </w:r>
+      <w:r>
+        <w:rPr>
+          <w:color w:val="000000"/>
+        </w:rPr>
+        <w:t xml:space="preserve"> </w:t>
+      </w:r>
+      <w:r>
+        <w:rPr>
+          <w:color w:val="000000"/>
+        </w:rPr>
+        <w:t>非経常的な新規設備投資</w:t>
+      </w:r>
+      <w:r>
+        <w:rPr>
+          <w:rFonts w:hint="eastAsia"/>
+          <w:color w:val="000000"/>
+        </w:rPr>
+        <w:t>又は</w:t>
+      </w:r>
+      <w:r>
+        <w:rPr>
+          <w:color w:val="000000"/>
+        </w:rPr>
+        <w:t>仕入行為</w:t>
+      </w:r>
+    </w:p>
+    <w:p>
+      <w:pPr>
+        <w:widowControl/>
+        <w:snapToGrid w:val="0"/>
+        <w:spacing w:line="320" w:lineRule="exact"/>
+        <w:ind w:leftChars="300" w:left="630" w:firstLineChars="100" w:firstLine="210"/>
+      </w:pPr>
+      <w:r>
+        <w:rPr>
+          <w:rFonts w:hint="eastAsia"/>
+          <w:color w:val="000000"/>
+        </w:rPr>
+        <w:t>(4)</w:t>
+      </w:r>
+      <w:r>
+        <w:rPr>
+          <w:color w:val="000000"/>
+        </w:rPr>
+        <w:t xml:space="preserve"> </w:t>
+      </w:r>
+      <w:r>
+        <w:rPr>
+          <w:color w:val="000000"/>
+        </w:rPr>
+        <w:t>非経常的な契約の締結</w:t>
+      </w:r>
+      <w:r>
+        <w:rPr>
+          <w:rFonts w:hint="eastAsia"/>
+          <w:color w:val="000000"/>
+        </w:rPr>
+        <w:t>、</w:t>
+      </w:r>
+      <w:r>
+        <w:rPr>
+          <w:color w:val="000000"/>
+        </w:rPr>
+        <w:t>解約</w:t>
+      </w:r>
+      <w:r>
+        <w:rPr>
+          <w:rFonts w:hint="eastAsia"/>
+          <w:color w:val="000000"/>
+        </w:rPr>
+        <w:t>又は</w:t>
+      </w:r>
+      <w:r>
+        <w:rPr>
+          <w:color w:val="000000"/>
+        </w:rPr>
+        <w:t>解除</w:t>
+      </w:r>
+    </w:p>
+    <w:p>
+      <w:pPr>
+        <w:widowControl/>
+        <w:snapToGrid w:val="0"/>
+        <w:spacing w:line="320" w:lineRule="exact"/>
+        <w:ind w:leftChars="300" w:left="630" w:firstLineChars="100" w:firstLine="210"/>
+      </w:pPr>
+      <w:r>
+        <w:rPr>
+          <w:rFonts w:hint="eastAsia"/>
+          <w:color w:val="000000"/>
+        </w:rPr>
+        <w:t>(5)</w:t>
+      </w:r>
+      <w:r>
+        <w:rPr>
+          <w:color w:val="000000"/>
+        </w:rPr>
+        <w:t xml:space="preserve"> </w:t>
+      </w:r>
+      <w:r>
+        <w:rPr>
+          <w:rFonts w:hint="eastAsia"/>
+          <w:color w:val="000000"/>
+        </w:rPr>
+        <w:t>得意先又は仕入先との新規取引、既存契約の解約又は解除</w:t>
+      </w:r>
+    </w:p>
+    <w:p>
+      <w:pPr>
+        <w:widowControl/>
+        <w:snapToGrid w:val="0"/>
+        <w:spacing w:line="320" w:lineRule="exact"/>
+        <w:ind w:leftChars="300" w:left="630" w:firstLineChars="100" w:firstLine="210"/>
+      </w:pPr>
+      <w:r>
+        <w:rPr>
+          <w:rFonts w:hint="eastAsia"/>
+          <w:color w:val="000000"/>
+        </w:rPr>
+        <w:t>(6)</w:t>
+      </w:r>
+      <w:r>
+        <w:rPr>
+          <w:color w:val="000000"/>
+        </w:rPr>
+        <w:t xml:space="preserve"> </w:t>
+      </w:r>
+      <w:r>
+        <w:rPr>
+          <w:rFonts w:hint="eastAsia"/>
+          <w:color w:val="000000"/>
+        </w:rPr>
+        <w:t>従業員の解雇、又は、</w:t>
+      </w:r>
+      <w:r>
+        <w:rPr>
+          <w:color w:val="000000"/>
+        </w:rPr>
+        <w:t>大量の従業員の新規採用</w:t>
+      </w:r>
+    </w:p>
+    <w:p>
+      <w:pPr>
+        <w:widowControl/>
+        <w:snapToGrid w:val="0"/>
+        <w:spacing w:line="320" w:lineRule="exact"/>
+        <w:ind w:leftChars="300" w:left="630" w:firstLineChars="100" w:firstLine="210"/>
+      </w:pPr>
+      <w:r>
+        <w:rPr>
+          <w:rFonts w:hint="eastAsia"/>
+          <w:color w:val="000000"/>
+        </w:rPr>
+        <w:t>(7)</w:t>
+      </w:r>
+      <w:r>
+        <w:rPr>
+          <w:color w:val="000000"/>
+        </w:rPr>
+        <w:t xml:space="preserve"> </w:t>
+      </w:r>
+      <w:r>
+        <w:rPr>
+          <w:rFonts w:hint="eastAsia"/>
+          <w:color w:val="000000"/>
+        </w:rPr>
+        <w:t>就業規則又は雇用契約等に定める従業員の定期昇給以外の雇用条件の改定</w:t>
+      </w:r>
+    </w:p>
+    <w:p>
+      <w:pPr>
+        <w:widowControl/>
+        <w:snapToGrid w:val="0"/>
+        <w:spacing w:line="320" w:lineRule="exact"/>
+        <w:ind w:leftChars="300" w:left="630" w:firstLineChars="100" w:firstLine="210"/>
+        <w:rPr>
+          <w:lang w:eastAsia="zh-TW"/>
+        </w:rPr>
+      </w:pPr>
+      <w:r>
+        <w:rPr>
+          <w:rFonts w:hint="eastAsia"/>
+          <w:color w:val="000000"/>
+          <w:lang w:eastAsia="zh-TW"/>
+        </w:rPr>
+        <w:t>(8)</w:t>
+      </w:r>
+      <w:r>
+        <w:rPr>
+          <w:color w:val="000000"/>
+          <w:lang w:eastAsia="zh-TW"/>
+        </w:rPr>
+        <w:t xml:space="preserve"> </w:t>
+      </w:r>
+      <w:r>
+        <w:rPr>
+          <w:color w:val="000000"/>
+          <w:lang w:eastAsia="zh-TW"/>
+        </w:rPr>
+        <w:t>増資、減資、株式分割</w:t>
+      </w:r>
+      <w:r>
+        <w:rPr>
+          <w:rFonts w:hint="eastAsia"/>
+          <w:color w:val="000000"/>
+          <w:lang w:eastAsia="zh-TW"/>
+        </w:rPr>
+        <w:t>、株式併合</w:t>
+      </w:r>
+    </w:p>
+    <w:p>
+      <w:pPr>
+        <w:widowControl/>
+        <w:snapToGrid w:val="0"/>
+        <w:spacing w:line="320" w:lineRule="exact"/>
+        <w:ind w:leftChars="300" w:left="630" w:firstLineChars="100" w:firstLine="210"/>
+      </w:pPr>
+      <w:r>
+        <w:rPr>
+          <w:rFonts w:hint="eastAsia"/>
+          <w:color w:val="000000"/>
+        </w:rPr>
+        <w:t>(9)</w:t>
+      </w:r>
+      <w:r>
+        <w:rPr>
+          <w:color w:val="000000"/>
+        </w:rPr>
+        <w:t xml:space="preserve"> </w:t>
+      </w:r>
+      <w:r>
+        <w:rPr>
+          <w:color w:val="000000"/>
+        </w:rPr>
+        <w:t>取締役、代表取締役の変更等の決議</w:t>
+      </w:r>
+      <w:r>
+        <w:rPr>
+          <w:rFonts w:hint="eastAsia"/>
+          <w:color w:val="000000"/>
+        </w:rPr>
+        <w:t>、</w:t>
+      </w:r>
+      <w:r>
+        <w:rPr>
+          <w:color w:val="000000"/>
+        </w:rPr>
+        <w:t>役員報酬の増加</w:t>
+      </w:r>
+      <w:ins w:id="200032" w:author="株式会社WineBank" w:date="2026-10-30T09:00:00Z">
+        <w:r>
+          <w:rPr>
+            <w:color w:val="000000"/>
+          </w:rPr>
+          <w:t xml:space="preserve">、役員賞与又は退職慰労金の支給</w:t>
+        </w:r>
+      </w:ins>
+    </w:p>
+    <w:p>
+      <w:pPr>
+        <w:widowControl/>
+        <w:snapToGrid w:val="0"/>
+        <w:spacing w:line="320" w:lineRule="exact"/>
+        <w:ind w:leftChars="300" w:left="630" w:firstLineChars="100" w:firstLine="210"/>
+        <w:rPr>
+          <w:ins w:id="200033" w:author="株式会社WineBank" w:date="2026-10-30T09:00:00Z"/>
+        </w:rPr>
+      </w:pPr>
+      <w:ins w:id="200034" w:author="株式会社WineBank" w:date="2026-10-30T09:00:00Z">
+        <w:r>
+          <w:rPr>
+            <w:rFonts w:hint="eastAsia"/>
+            <w:color w:val="000000"/>
+          </w:rPr>
+          <w:t xml:space="preserve">(10) 剰余金の配当その他の株主又は役員に対する金銭等の支払（通常の役員報酬を除く。）</w:t>
+        </w:r>
+      </w:ins>
+    </w:p>
+    <w:p>
+      <w:pPr>
+        <w:widowControl/>
+        <w:snapToGrid w:val="0"/>
+        <w:spacing w:line="320" w:lineRule="exact"/>
+        <w:ind w:leftChars="300" w:left="630" w:firstLineChars="100" w:firstLine="210"/>
+        <w:rPr>
+          <w:ins w:id="200035" w:author="株式会社WineBank" w:date="2026-10-30T09:00:00Z"/>
+        </w:rPr>
+      </w:pPr>
       <w:ins w:id="200036" w:author="株式会社WineBank" w:date="2026-10-30T09:00:00Z">
         <w:r>
           <w:rPr>
             <w:rFonts w:hint="eastAsia"/>
             <w:color w:val="000000"/>
           </w:rPr>
-          <w:t xml:space="preserve">（乙の子会社において行われるものを含む。）</w:t>
-        </w:r>
-      </w:ins>
-      <w:r>
-        <w:rPr>
-          <w:rFonts w:hint="eastAsia"/>
-          <w:color w:val="000000"/>
-        </w:rPr>
-        <w:t xml:space="preserve">その他乙の経営内容に重大な変更を生じる可能性のある行為を行う場合には、事前に甲の同意を得る。</w:t>
-      </w:r>
-    </w:p>
-    <w:p>
-      <w:pPr>
-        <w:widowControl/>
-        <w:snapToGrid w:val="0"/>
-        <w:spacing w:line="320" w:lineRule="exact"/>
-        <w:ind w:left="630" w:hangingChars="300" w:hanging="630"/>
-      </w:pPr>
-      <w:r>
-        <w:rPr>
-          <w:rFonts w:hint="eastAsia"/>
-          <w:color w:val="000000"/>
-        </w:rPr>
-        <w:t xml:space="preserve">　　　　</w:t>
-      </w:r>
-      <w:r>
-        <w:rPr>
-          <w:rFonts w:hint="eastAsia"/>
-          <w:color w:val="000000"/>
-        </w:rPr>
-        <w:t>(1)</w:t>
-      </w:r>
-      <w:r>
-        <w:rPr>
-          <w:color w:val="000000"/>
-        </w:rPr>
-        <w:t xml:space="preserve"> </w:t>
-      </w:r>
-      <w:r>
-        <w:rPr>
-          <w:rFonts w:hint="eastAsia"/>
-          <w:color w:val="000000"/>
-        </w:rPr>
-        <w:t>重要な資産の譲渡、処分又は賃貸借</w:t>
-      </w:r>
-    </w:p>
-    <w:p>
-      <w:pPr>
-        <w:widowControl/>
-        <w:snapToGrid w:val="0"/>
-        <w:spacing w:line="320" w:lineRule="exact"/>
-        <w:ind w:left="1050" w:hangingChars="500" w:hanging="1050"/>
-      </w:pPr>
-      <w:r>
-        <w:rPr>
-          <w:rFonts w:hint="eastAsia"/>
-          <w:color w:val="000000"/>
-        </w:rPr>
-        <w:t xml:space="preserve">　　　　</w:t>
-      </w:r>
-      <w:r>
-        <w:rPr>
-          <w:rFonts w:hint="eastAsia"/>
-          <w:color w:val="000000"/>
-        </w:rPr>
-        <w:t>(2)</w:t>
-      </w:r>
-      <w:r>
-        <w:rPr>
-          <w:color w:val="000000"/>
-        </w:rPr>
-        <w:t xml:space="preserve"> </w:t>
-      </w:r>
-      <w:r>
-        <w:rPr>
-          <w:rFonts w:hint="eastAsia"/>
-          <w:color w:val="000000"/>
-        </w:rPr>
-        <w:t>非経常的な新規借入の実行その他債務を負担する行為（保証又は担保権設定等）</w:t>
-      </w:r>
-    </w:p>
-    <w:p>
-      <w:pPr>
-        <w:widowControl/>
-        <w:snapToGrid w:val="0"/>
-        <w:spacing w:line="320" w:lineRule="exact"/>
-        <w:ind w:left="1050" w:hangingChars="500" w:hanging="1050"/>
-      </w:pPr>
-      <w:r>
-        <w:rPr>
-          <w:rFonts w:hint="eastAsia"/>
-          <w:color w:val="000000"/>
-        </w:rPr>
-        <w:t xml:space="preserve">　　　　</w:t>
-      </w:r>
-      <w:r>
-        <w:rPr>
-          <w:rFonts w:hint="eastAsia"/>
-          <w:color w:val="000000"/>
-        </w:rPr>
-        <w:t>(3)</w:t>
-      </w:r>
-      <w:r>
-        <w:rPr>
-          <w:color w:val="000000"/>
-        </w:rPr>
-        <w:t xml:space="preserve"> </w:t>
-      </w:r>
-      <w:r>
-        <w:rPr>
-          <w:color w:val="000000"/>
-        </w:rPr>
-        <w:t>非経常的な新規設備投資</w:t>
-      </w:r>
-      <w:r>
-        <w:rPr>
-          <w:rFonts w:hint="eastAsia"/>
-          <w:color w:val="000000"/>
-        </w:rPr>
-        <w:t>又は</w:t>
-      </w:r>
-      <w:r>
-        <w:rPr>
-          <w:color w:val="000000"/>
-        </w:rPr>
-        <w:t>仕入行為</w:t>
-      </w:r>
+          <w:t xml:space="preserve">(11) 丙又は丙の関係会社（株式会社BIS及びカンテサンスプラス株式会社を含む。）との取引の新規開始又は条件の変更</w:t>
+        </w:r>
+      </w:ins>
     </w:p>
     <w:p>
       <w:pPr>
@@ -5835,279 +6057,7 @@
         <w:spacing w:line="320" w:lineRule="exact"/>
         <w:ind w:leftChars="300" w:left="630" w:firstLineChars="100" w:firstLine="210"/>
       </w:pPr>
-      <w:r>
-        <w:rPr>
-          <w:rFonts w:hint="eastAsia"/>
-          <w:color w:val="000000"/>
-        </w:rPr>
-        <w:t>(4)</w:t>
-      </w:r>
-      <w:r>
-        <w:rPr>
-          <w:color w:val="000000"/>
-        </w:rPr>
-        <w:t xml:space="preserve"> </w:t>
-      </w:r>
-      <w:r>
-        <w:rPr>
-          <w:color w:val="000000"/>
-        </w:rPr>
-        <w:t>非経常的な契約の締結</w:t>
-      </w:r>
-      <w:r>
-        <w:rPr>
-          <w:rFonts w:hint="eastAsia"/>
-          <w:color w:val="000000"/>
-        </w:rPr>
-        <w:t>、</w:t>
-      </w:r>
-      <w:r>
-        <w:rPr>
-          <w:color w:val="000000"/>
-        </w:rPr>
-        <w:t>解約</w:t>
-      </w:r>
-      <w:r>
-        <w:rPr>
-          <w:rFonts w:hint="eastAsia"/>
-          <w:color w:val="000000"/>
-        </w:rPr>
-        <w:t>又は</w:t>
-      </w:r>
-      <w:r>
-        <w:rPr>
-          <w:color w:val="000000"/>
-        </w:rPr>
-        <w:t>解除</w:t>
-      </w:r>
-    </w:p>
-    <w:p>
-      <w:pPr>
-        <w:widowControl/>
-        <w:snapToGrid w:val="0"/>
-        <w:spacing w:line="320" w:lineRule="exact"/>
-        <w:ind w:leftChars="300" w:left="630" w:firstLineChars="100" w:firstLine="210"/>
-      </w:pPr>
-      <w:r>
-        <w:rPr>
-          <w:rFonts w:hint="eastAsia"/>
-          <w:color w:val="000000"/>
-        </w:rPr>
-        <w:t>(5)</w:t>
-      </w:r>
-      <w:r>
-        <w:rPr>
-          <w:color w:val="000000"/>
-        </w:rPr>
-        <w:t xml:space="preserve"> </w:t>
-      </w:r>
-      <w:r>
-        <w:rPr>
-          <w:rFonts w:hint="eastAsia"/>
-          <w:color w:val="000000"/>
-        </w:rPr>
-        <w:t>得意先又は仕入先との新規取引、既存契約の解約又は解除</w:t>
-      </w:r>
-    </w:p>
-    <w:p>
-      <w:pPr>
-        <w:widowControl/>
-        <w:snapToGrid w:val="0"/>
-        <w:spacing w:line="320" w:lineRule="exact"/>
-        <w:ind w:leftChars="300" w:left="630" w:firstLineChars="100" w:firstLine="210"/>
-      </w:pPr>
-      <w:r>
-        <w:rPr>
-          <w:rFonts w:hint="eastAsia"/>
-          <w:color w:val="000000"/>
-        </w:rPr>
-        <w:t>(6)</w:t>
-      </w:r>
-      <w:r>
-        <w:rPr>
-          <w:color w:val="000000"/>
-        </w:rPr>
-        <w:t xml:space="preserve"> </w:t>
-      </w:r>
-      <w:r>
-        <w:rPr>
-          <w:rFonts w:hint="eastAsia"/>
-          <w:color w:val="000000"/>
-        </w:rPr>
-        <w:t>従業員の解雇、又は、</w:t>
-      </w:r>
-      <w:r>
-        <w:rPr>
-          <w:color w:val="000000"/>
-        </w:rPr>
-        <w:t>大量の従業員の新規採用</w:t>
-      </w:r>
-    </w:p>
-    <w:p>
-      <w:pPr>
-        <w:widowControl/>
-        <w:snapToGrid w:val="0"/>
-        <w:spacing w:line="320" w:lineRule="exact"/>
-        <w:ind w:leftChars="300" w:left="630" w:firstLineChars="100" w:firstLine="210"/>
-      </w:pPr>
-      <w:r>
-        <w:rPr>
-          <w:rFonts w:hint="eastAsia"/>
-          <w:color w:val="000000"/>
-        </w:rPr>
-        <w:t>(7)</w:t>
-      </w:r>
-      <w:r>
-        <w:rPr>
-          <w:color w:val="000000"/>
-        </w:rPr>
-        <w:t xml:space="preserve"> </w:t>
-      </w:r>
-      <w:r>
-        <w:rPr>
-          <w:rFonts w:hint="eastAsia"/>
-          <w:color w:val="000000"/>
-        </w:rPr>
-        <w:t>就業規則又は雇用契約等に定める従業員の定期昇給以外の雇用条件の改定</w:t>
-      </w:r>
-    </w:p>
-    <w:p>
-      <w:pPr>
-        <w:widowControl/>
-        <w:snapToGrid w:val="0"/>
-        <w:spacing w:line="320" w:lineRule="exact"/>
-        <w:ind w:leftChars="300" w:left="630" w:firstLineChars="100" w:firstLine="210"/>
-        <w:rPr>
-          <w:lang w:eastAsia="zh-TW"/>
-        </w:rPr>
-      </w:pPr>
-      <w:r>
-        <w:rPr>
-          <w:rFonts w:hint="eastAsia"/>
-          <w:color w:val="000000"/>
-          <w:lang w:eastAsia="zh-TW"/>
-        </w:rPr>
-        <w:t>(8)</w:t>
-      </w:r>
-      <w:r>
-        <w:rPr>
-          <w:color w:val="000000"/>
-          <w:lang w:eastAsia="zh-TW"/>
-        </w:rPr>
-        <w:t xml:space="preserve"> </w:t>
-      </w:r>
-      <w:r>
-        <w:rPr>
-          <w:color w:val="000000"/>
-          <w:lang w:eastAsia="zh-TW"/>
-        </w:rPr>
-        <w:t>増資、減資、株式分割</w:t>
-      </w:r>
-      <w:r>
-        <w:rPr>
-          <w:rFonts w:hint="eastAsia"/>
-          <w:color w:val="000000"/>
-          <w:lang w:eastAsia="zh-TW"/>
-        </w:rPr>
-        <w:t>、株式併合</w:t>
-      </w:r>
-    </w:p>
-    <w:p>
-      <w:pPr>
-        <w:widowControl/>
-        <w:snapToGrid w:val="0"/>
-        <w:spacing w:line="320" w:lineRule="exact"/>
-        <w:ind w:leftChars="300" w:left="630" w:firstLineChars="100" w:firstLine="210"/>
-      </w:pPr>
-      <w:r>
-        <w:rPr>
-          <w:rFonts w:hint="eastAsia"/>
-          <w:color w:val="000000"/>
-        </w:rPr>
-        <w:t>(9)</w:t>
-      </w:r>
-      <w:r>
-        <w:rPr>
-          <w:color w:val="000000"/>
-        </w:rPr>
-        <w:t xml:space="preserve"> </w:t>
-      </w:r>
-      <w:r>
-        <w:rPr>
-          <w:color w:val="000000"/>
-        </w:rPr>
-        <w:t>取締役、代表取締役の変更等の決議</w:t>
-      </w:r>
-      <w:r>
-        <w:rPr>
-          <w:rFonts w:hint="eastAsia"/>
-          <w:color w:val="000000"/>
-        </w:rPr>
-        <w:t>、</w:t>
-      </w:r>
-      <w:r>
-        <w:rPr>
-          <w:color w:val="000000"/>
-        </w:rPr>
-        <w:t>役員報酬の増加</w:t>
-      </w:r>
-      <w:ins w:id="200037" w:author="株式会社WineBank" w:date="2026-10-30T09:00:00Z">
-        <w:r>
-          <w:rPr>
-            <w:color w:val="000000"/>
-          </w:rPr>
-          <w:t xml:space="preserve">、役員賞与又は退職慰労金の支給</w:t>
-        </w:r>
-      </w:ins>
-    </w:p>
-    <w:p>
-      <w:pPr>
-        <w:widowControl/>
-        <w:snapToGrid w:val="0"/>
-        <w:spacing w:line="320" w:lineRule="exact"/>
-        <w:ind w:leftChars="300" w:left="630" w:firstLineChars="100" w:firstLine="210"/>
-        <w:rPr>
-          <w:ins w:id="200038" w:author="株式会社WineBank" w:date="2026-10-30T09:00:00Z"/>
-        </w:rPr>
-      </w:pPr>
-      <w:ins w:id="200039" w:author="株式会社WineBank" w:date="2026-10-30T09:00:00Z">
-        <w:r>
-          <w:rPr>
-            <w:rFonts w:hint="eastAsia"/>
-            <w:color w:val="000000"/>
-          </w:rPr>
-          <w:t xml:space="preserve">(10) 剰余金の配当その他の株主又は役員に対する金銭等の支払（通常の役員報酬を除く。）</w:t>
-        </w:r>
-      </w:ins>
-    </w:p>
-    <w:p>
-      <w:pPr>
-        <w:widowControl/>
-        <w:snapToGrid w:val="0"/>
-        <w:spacing w:line="320" w:lineRule="exact"/>
-        <w:ind w:leftChars="300" w:left="630" w:firstLineChars="100" w:firstLine="210"/>
-        <w:rPr>
-          <w:ins w:id="200040" w:author="株式会社WineBank" w:date="2026-10-30T09:00:00Z"/>
-        </w:rPr>
-      </w:pPr>
-      <w:ins w:id="200041" w:author="株式会社WineBank" w:date="2026-10-30T09:00:00Z">
-        <w:r>
-          <w:rPr>
-            <w:rFonts w:hint="eastAsia"/>
-            <w:color w:val="000000"/>
-          </w:rPr>
-          <w:t xml:space="preserve">(11) 丙又は丙の関係会社（株式会社BIS及びカンテサンスプラス株式会社を含む。）との取引の新規開始又は条件の変更</w:t>
-        </w:r>
-      </w:ins>
-    </w:p>
-    <w:p>
-      <w:pPr>
-        <w:widowControl/>
-        <w:snapToGrid w:val="0"/>
-        <w:spacing w:line="320" w:lineRule="exact"/>
-        <w:ind w:leftChars="300" w:left="630" w:firstLineChars="100" w:firstLine="210"/>
-      </w:pPr>
-      <w:del w:id="200042" w:author="株式会社WineBank" w:date="2026-10-30T09:00:00Z">
+      <w:del w:id="200037" w:author="株式会社WineBank" w:date="2026-10-30T09:00:00Z">
         <w:r>
           <w:rPr>
             <w:rFonts w:hint="eastAsia"/>
@@ -6116,7 +6066,7 @@
           <w:delText xml:space="preserve">(10)</w:delText>
         </w:r>
       </w:del>
-      <w:ins w:id="200043" w:author="株式会社WineBank" w:date="2026-10-30T09:00:00Z">
+      <w:ins w:id="200038" w:author="株式会社WineBank" w:date="2026-10-30T09:00:00Z">
         <w:r>
           <w:rPr>
             <w:rFonts w:hint="eastAsia"/>
@@ -6665,7 +6615,7 @@
         </w:rPr>
         <w:t xml:space="preserve">の役職員、</w:t>
       </w:r>
-      <w:ins w:id="200044" w:author="株式会社WineBank" w:date="2026-10-30T09:00:00Z">
+      <w:ins w:id="200039" w:author="株式会社WineBank" w:date="2026-10-30T09:00:00Z">
         <w:r>
           <w:rPr>
             <w:color w:val="000000"/>
@@ -6953,15 +6903,6 @@
         </w:rPr>
         <w:t>前項に関わらず、有効期間満了時に本件提携の交渉が継続している場合には、甲乙丙の合意により前項の有効期間を更新することができる。更新期間は、交渉の進捗状況を勘案し、甲乙丙の合意により決定する。</w:t>
       </w:r>
-      <w:ins w:id="200045" w:author="株式会社WineBank" w:date="2026-10-30T09:00:00Z">
-        <w:r>
-          <w:rPr>
-            <w:rFonts w:hint="eastAsia"/>
-            <w:color w:val="000000"/>
-          </w:rPr>
-          <w:t xml:space="preserve">ただし、甲の資金調達手続の進捗により最終契約の締結又は本件提携の実行が遅れる場合には、甲は、乙及び丙に対する書面等による通知により、有効期間を1回に限り1か月間延長することができる。この場合、第3条及び第12条第1項第2号に定める期限も、延長後の期限に読み替える。</w:t>
-        </w:r>
-      </w:ins>
     </w:p>
     <w:p>
       <w:pPr>
@@ -8522,7 +8463,7 @@
         </w:rPr>
         <w:t xml:space="preserve">4-12-8 </w:t>
       </w:r>
-      <w:del w:id="200046" w:author="株式会社WineBank" w:date="2026-10-30T09:00:00Z">
+      <w:del w:id="200040" w:author="株式会社WineBank" w:date="2026-10-30T09:00:00Z">
         <w:r>
           <w:rPr>
             <w:color w:val="000000"/>
@@ -8530,7 +8471,7 @@
           <w:delText xml:space="preserve">第六</w:delText>
         </w:r>
       </w:del>
-      <w:del w:id="200047" w:author="株式会社WineBank" w:date="2026-10-30T09:00:00Z">
+      <w:del w:id="200041" w:author="株式会社WineBank" w:date="2026-10-30T09:00:00Z">
         <w:r>
           <w:rPr>
             <w:color w:val="000000"/>
@@ -8538,7 +8479,7 @@
           <w:delText xml:space="preserve">DM</w:delText>
         </w:r>
       </w:del>
-      <w:del w:id="200048" w:author="株式会社WineBank" w:date="2026-10-30T09:00:00Z">
+      <w:del w:id="200042" w:author="株式会社WineBank" w:date="2026-10-30T09:00:00Z">
         <w:r>
           <w:rPr>
             <w:color w:val="000000"/>
@@ -8546,7 +8487,7 @@
           <w:delText xml:space="preserve">ビル</w:delText>
         </w:r>
       </w:del>
-      <w:ins w:id="200049" w:author="株式会社WineBank" w:date="2026-10-30T09:00:00Z">
+      <w:ins w:id="200043" w:author="株式会社WineBank" w:date="2026-10-30T09:00:00Z">
         <w:r>
           <w:rPr>
             <w:color w:val="000000"/>

--- a/M&A/カンテサンス/基本合意書_261030_lp2_WineBank修正.docx
+++ b/M&A/カンテサンス/基本合意書_261030_lp2_WineBank修正.docx
@@ -5478,7 +5478,7 @@
           <w:rPr>
             <w:color w:val="000000"/>
           </w:rPr>
-          <w:t xml:space="preserve">乙が現に行うガトー・オ・コンテの製造販売その他の既存事業は、本件提携の実行後も乙が継続するものとし、その運営方針（販売先及び販売方法を含む。）は、品質及び希少性の維持に配慮し、丙の意向を尊重して甲丙協議のうえ定める。また、丙が本合意書締結日において行っているガトー・オ・コンテに関するコンサルティング業務は、現在の範囲において継続できるものとし、その詳細は最終契約において定める。</w:t>
+          <w:t xml:space="preserve">乙が現に行うガトー・オ・コンテの製造販売その他の既存事業は、本件提携の実行後も乙が継続するものとし、その運営方針（販売先及び販売方法を含む。）は、品質及び希少性の維持に配慮し、丙の意向を尊重して甲丙協議のうえ定める。また、丙が行っているガトー・オ・コンテに関するコンサルティング業務は、本合意書締結日までに甲に事前に相談している範囲内において継続できるものとし、その詳細は最終契約において定める。</w:t>
         </w:r>
       </w:ins>
       <w:r>
